--- a/docs/Documentation draft.docx
+++ b/docs/Documentation draft.docx
@@ -170,44 +170,949 @@
     </w:p>
     <w:p>
       <w:pPr>
+        <w:rPr>
+          <w:rFonts w:ascii="Open Sans" w:hAnsi="Open Sans" w:cs="Open Sans"/>
+          <w:u w:val="single"/>
+          <w:lang w:val="en-US"/>
+        </w:rPr>
+      </w:pPr>
+      <w:r>
+        <w:rPr>
+          <w:rFonts w:ascii="Open Sans" w:hAnsi="Open Sans" w:cs="Open Sans"/>
+          <w:u w:val="single"/>
+          <w:lang w:val="en-US"/>
+        </w:rPr>
+        <w:br w:type="page"/>
+      </w:r>
+    </w:p>
+    <w:p>
+      <w:pPr>
+        <w:rPr>
+          <w:rFonts w:ascii="Open Sans" w:hAnsi="Open Sans" w:cs="Open Sans"/>
+          <w:u w:val="single"/>
+          <w:lang w:val="en-US"/>
+        </w:rPr>
+      </w:pPr>
+      <w:r>
+        <w:rPr>
+          <w:rFonts w:ascii="Open Sans" w:hAnsi="Open Sans" w:cs="Open Sans"/>
+          <w:u w:val="single"/>
+          <w:lang w:val="en-US"/>
+        </w:rPr>
+        <w:lastRenderedPageBreak/>
+        <w:t>What about related works in the literature?</w:t>
+      </w:r>
+    </w:p>
+    <w:p>
+      <w:pPr>
+        <w:pStyle w:val="ListParagraph"/>
+        <w:numPr>
+          <w:ilvl w:val="0"/>
+          <w:numId w:val="8"/>
+        </w:numPr>
+        <w:ind w:left="284" w:hanging="284"/>
+        <w:rPr>
+          <w:rFonts w:ascii="Open Sans" w:hAnsi="Open Sans" w:cs="Open Sans"/>
+          <w:lang w:val="en-US"/>
+        </w:rPr>
+      </w:pPr>
+      <w:r>
+        <w:rPr>
+          <w:rFonts w:ascii="Open Sans" w:hAnsi="Open Sans" w:cs="Open Sans"/>
+          <w:lang w:val="en-US"/>
+        </w:rPr>
+        <w:t xml:space="preserve">Technological Fundamentals: Hand Tracking &amp; </w:t>
+      </w:r>
+      <w:proofErr w:type="spellStart"/>
+      <w:r>
+        <w:rPr>
+          <w:rFonts w:ascii="Open Sans" w:hAnsi="Open Sans" w:cs="Open Sans"/>
+          <w:lang w:val="en-US"/>
+        </w:rPr>
+        <w:t>MediaPipe</w:t>
+      </w:r>
+      <w:proofErr w:type="spellEnd"/>
+    </w:p>
+    <w:p>
+      <w:pPr>
+        <w:ind w:left="284"/>
+        <w:rPr>
+          <w:rFonts w:ascii="Open Sans" w:hAnsi="Open Sans" w:cs="Open Sans"/>
+          <w:lang w:val="en-US"/>
+        </w:rPr>
+      </w:pPr>
+      <w:r>
+        <w:rPr>
+          <w:rFonts w:ascii="Open Sans" w:hAnsi="Open Sans" w:cs="Open Sans"/>
+          <w:lang w:val="en-US"/>
+        </w:rPr>
+        <w:t>The project is based on landmark extraction using the PC's built-in webcam, without the use of external sensors. The main scientific reference is the framework adopted for this process.</w:t>
+      </w:r>
+    </w:p>
+    <w:p>
+      <w:pPr>
+        <w:pStyle w:val="ListParagraph"/>
+        <w:numPr>
+          <w:ilvl w:val="0"/>
+          <w:numId w:val="9"/>
+        </w:numPr>
+        <w:ind w:left="993" w:hanging="284"/>
+        <w:rPr>
+          <w:rFonts w:ascii="Open Sans" w:hAnsi="Open Sans" w:cs="Open Sans"/>
+          <w:lang w:val="en-US"/>
+        </w:rPr>
+      </w:pPr>
+      <w:proofErr w:type="spellStart"/>
+      <w:r>
+        <w:rPr>
+          <w:rFonts w:ascii="Open Sans" w:hAnsi="Open Sans" w:cs="Open Sans"/>
+          <w:lang w:val="en-US"/>
+        </w:rPr>
+        <w:t>MediaPipe</w:t>
+      </w:r>
+      <w:proofErr w:type="spellEnd"/>
+      <w:r>
+        <w:rPr>
+          <w:rFonts w:ascii="Open Sans" w:hAnsi="Open Sans" w:cs="Open Sans"/>
+          <w:lang w:val="en-US"/>
+        </w:rPr>
+        <w:t xml:space="preserve"> Hands: On-device Real-time Hand Tracking (Fan Zhang et al.).</w:t>
+      </w:r>
+    </w:p>
+    <w:p>
+      <w:pPr>
+        <w:pStyle w:val="ListParagraph"/>
+        <w:numPr>
+          <w:ilvl w:val="1"/>
+          <w:numId w:val="9"/>
+        </w:numPr>
+        <w:ind w:left="1560" w:hanging="284"/>
+        <w:rPr>
+          <w:rFonts w:ascii="Open Sans" w:hAnsi="Open Sans" w:cs="Open Sans"/>
+          <w:lang w:val="en-US"/>
+        </w:rPr>
+      </w:pPr>
+      <w:r>
+        <w:rPr>
+          <w:rFonts w:ascii="Open Sans" w:hAnsi="Open Sans" w:cs="Open Sans"/>
+          <w:lang w:val="en-US"/>
+        </w:rPr>
+        <w:t>R</w:t>
+      </w:r>
+      <w:r>
+        <w:rPr>
+          <w:rFonts w:ascii="Open Sans" w:hAnsi="Open Sans" w:cs="Open Sans"/>
+          <w:lang w:val="en-US"/>
+        </w:rPr>
+        <w:t xml:space="preserve">elevance: Describes the 21-point tracking architecture that enables real-time control on consumer devices, critical </w:t>
+      </w:r>
+      <w:r>
+        <w:rPr>
+          <w:rFonts w:ascii="Open Sans" w:hAnsi="Open Sans" w:cs="Open Sans"/>
+          <w:lang w:val="en-US"/>
+        </w:rPr>
+        <w:t>for</w:t>
+      </w:r>
+      <w:r>
+        <w:rPr>
+          <w:rFonts w:ascii="Open Sans" w:hAnsi="Open Sans" w:cs="Open Sans"/>
+          <w:lang w:val="en-US"/>
+        </w:rPr>
+        <w:t xml:space="preserve"> accuracy and stability.</w:t>
+      </w:r>
+    </w:p>
+    <w:p>
+      <w:pPr>
+        <w:pStyle w:val="ListParagraph"/>
+        <w:numPr>
+          <w:ilvl w:val="1"/>
+          <w:numId w:val="9"/>
+        </w:numPr>
+        <w:ind w:left="1560" w:hanging="284"/>
+        <w:rPr>
+          <w:rFonts w:ascii="Open Sans" w:hAnsi="Open Sans" w:cs="Open Sans"/>
+          <w:lang w:val="en-US"/>
+        </w:rPr>
+      </w:pPr>
+      <w:hyperlink r:id="rId5" w:history="1">
+        <w:r>
+          <w:rPr>
+            <w:rStyle w:val="Hyperlink"/>
+            <w:rFonts w:ascii="Open Sans" w:hAnsi="Open Sans" w:cs="Open Sans"/>
+            <w:lang w:val="en-US"/>
+          </w:rPr>
+          <w:t>https://arxiv</w:t>
+        </w:r>
+        <w:r>
+          <w:rPr>
+            <w:rStyle w:val="Hyperlink"/>
+            <w:rFonts w:ascii="Open Sans" w:hAnsi="Open Sans" w:cs="Open Sans"/>
+            <w:lang w:val="en-US"/>
+          </w:rPr>
+          <w:t>.</w:t>
+        </w:r>
+        <w:r>
+          <w:rPr>
+            <w:rStyle w:val="Hyperlink"/>
+            <w:rFonts w:ascii="Open Sans" w:hAnsi="Open Sans" w:cs="Open Sans"/>
+            <w:lang w:val="en-US"/>
+          </w:rPr>
+          <w:t>org/pdf/2006.10214</w:t>
+        </w:r>
+      </w:hyperlink>
+    </w:p>
+    <w:p>
+      <w:pPr>
+        <w:rPr>
+          <w:rFonts w:ascii="Open Sans" w:hAnsi="Open Sans" w:cs="Open Sans"/>
+          <w:lang w:val="en-US"/>
+        </w:rPr>
+      </w:pPr>
+    </w:p>
+    <w:p>
+      <w:pPr>
+        <w:pStyle w:val="ListParagraph"/>
+        <w:numPr>
+          <w:ilvl w:val="0"/>
+          <w:numId w:val="8"/>
+        </w:numPr>
+        <w:ind w:left="284" w:hanging="284"/>
+        <w:rPr>
+          <w:rFonts w:ascii="Open Sans" w:hAnsi="Open Sans" w:cs="Open Sans"/>
+          <w:lang w:val="en-US"/>
+        </w:rPr>
+      </w:pPr>
+      <w:r>
+        <w:rPr>
+          <w:rFonts w:ascii="Open Sans" w:hAnsi="Open Sans" w:cs="Open Sans"/>
+          <w:lang w:val="en-US"/>
+        </w:rPr>
+        <w:t>Gesture-to-Audio and MIDI Mapping</w:t>
+      </w:r>
+    </w:p>
+    <w:p>
+      <w:pPr>
+        <w:ind w:left="284"/>
+        <w:rPr>
+          <w:rFonts w:ascii="Open Sans" w:hAnsi="Open Sans" w:cs="Open Sans"/>
+          <w:lang w:val="en-US"/>
+        </w:rPr>
+      </w:pPr>
+      <w:r>
+        <w:rPr>
+          <w:rFonts w:ascii="Open Sans" w:hAnsi="Open Sans" w:cs="Open Sans"/>
+          <w:lang w:val="en-US"/>
+        </w:rPr>
+        <w:t>The heart of the project is the conversion of gestures into MIDI signals to modulate parameters in a DAW (such as Logic Pro X).</w:t>
+      </w:r>
+    </w:p>
+    <w:p>
+      <w:pPr>
+        <w:pStyle w:val="ListParagraph"/>
+        <w:numPr>
+          <w:ilvl w:val="0"/>
+          <w:numId w:val="9"/>
+        </w:numPr>
+        <w:rPr>
+          <w:rFonts w:ascii="Open Sans" w:hAnsi="Open Sans" w:cs="Open Sans"/>
+          <w:lang w:val="en-US"/>
+        </w:rPr>
+      </w:pPr>
+      <w:r>
+        <w:rPr>
+          <w:rFonts w:ascii="Open Sans" w:hAnsi="Open Sans" w:cs="Open Sans"/>
+          <w:lang w:val="en-US"/>
+        </w:rPr>
+        <w:t xml:space="preserve">The </w:t>
+      </w:r>
+      <w:proofErr w:type="spellStart"/>
+      <w:r>
+        <w:rPr>
+          <w:rFonts w:ascii="Open Sans" w:hAnsi="Open Sans" w:cs="Open Sans"/>
+          <w:lang w:val="en-US"/>
+        </w:rPr>
+        <w:t>Wekinator</w:t>
+      </w:r>
+      <w:proofErr w:type="spellEnd"/>
+      <w:r>
+        <w:rPr>
+          <w:rFonts w:ascii="Open Sans" w:hAnsi="Open Sans" w:cs="Open Sans"/>
+          <w:lang w:val="en-US"/>
+        </w:rPr>
+        <w:t xml:space="preserve">: </w:t>
+      </w:r>
+      <w:r>
+        <w:rPr>
+          <w:rFonts w:ascii="Open Sans" w:hAnsi="Open Sans" w:cs="Open Sans"/>
+          <w:lang w:val="en-US"/>
+        </w:rPr>
+        <w:t xml:space="preserve">A </w:t>
+      </w:r>
+      <w:r>
+        <w:rPr>
+          <w:rFonts w:ascii="Open Sans" w:hAnsi="Open Sans" w:cs="Open Sans"/>
+          <w:lang w:val="en-US"/>
+        </w:rPr>
+        <w:t xml:space="preserve">system for real-time, interactive machine learning in music </w:t>
+      </w:r>
+      <w:r>
+        <w:rPr>
+          <w:rFonts w:ascii="Open Sans" w:hAnsi="Open Sans" w:cs="Open Sans"/>
+          <w:lang w:val="en-US"/>
+        </w:rPr>
+        <w:t xml:space="preserve">(Rebecca </w:t>
+      </w:r>
+      <w:proofErr w:type="spellStart"/>
+      <w:r>
+        <w:rPr>
+          <w:rFonts w:ascii="Open Sans" w:hAnsi="Open Sans" w:cs="Open Sans"/>
+          <w:lang w:val="en-US"/>
+        </w:rPr>
+        <w:t>Fiebrink</w:t>
+      </w:r>
+      <w:proofErr w:type="spellEnd"/>
+      <w:r>
+        <w:rPr>
+          <w:rFonts w:ascii="Open Sans" w:hAnsi="Open Sans" w:cs="Open Sans"/>
+          <w:lang w:val="en-US"/>
+        </w:rPr>
+        <w:t xml:space="preserve"> &amp; </w:t>
+      </w:r>
+      <w:r>
+        <w:rPr>
+          <w:rFonts w:ascii="Open Sans" w:hAnsi="Open Sans" w:cs="Open Sans"/>
+          <w:lang w:val="en-US"/>
+        </w:rPr>
+        <w:t>Perry R. Cook</w:t>
+      </w:r>
+      <w:r>
+        <w:rPr>
+          <w:rFonts w:ascii="Open Sans" w:hAnsi="Open Sans" w:cs="Open Sans"/>
+          <w:lang w:val="en-US"/>
+        </w:rPr>
+        <w:t>).</w:t>
+      </w:r>
+    </w:p>
+    <w:p>
+      <w:pPr>
+        <w:pStyle w:val="ListParagraph"/>
+        <w:numPr>
+          <w:ilvl w:val="1"/>
+          <w:numId w:val="9"/>
+        </w:numPr>
+        <w:ind w:left="1560" w:hanging="284"/>
+        <w:rPr>
+          <w:rFonts w:ascii="Open Sans" w:hAnsi="Open Sans" w:cs="Open Sans"/>
+          <w:lang w:val="en-US"/>
+        </w:rPr>
+      </w:pPr>
+      <w:r>
+        <w:rPr>
+          <w:rFonts w:ascii="Open Sans" w:hAnsi="Open Sans" w:cs="Open Sans"/>
+          <w:lang w:val="en-US"/>
+        </w:rPr>
+        <w:t>Relevance: A cornerstone of the NIME (New Interfaces for Musical Expression) literature, it explores how to map continuous gestural input to sound parameters, focusing specifically on non-expert users who want to "train" the system on their movements.</w:t>
+      </w:r>
+    </w:p>
+    <w:p>
+      <w:pPr>
+        <w:pStyle w:val="ListParagraph"/>
+        <w:numPr>
+          <w:ilvl w:val="1"/>
+          <w:numId w:val="9"/>
+        </w:numPr>
+        <w:ind w:left="1560" w:hanging="284"/>
+        <w:rPr>
+          <w:rFonts w:ascii="Open Sans" w:hAnsi="Open Sans" w:cs="Open Sans"/>
+          <w:lang w:val="en-US"/>
+        </w:rPr>
+      </w:pPr>
+      <w:hyperlink r:id="rId6" w:history="1">
+        <w:r>
+          <w:rPr>
+            <w:rStyle w:val="Hyperlink"/>
+            <w:rFonts w:ascii="Open Sans" w:hAnsi="Open Sans" w:cs="Open Sans"/>
+            <w:lang w:val="en-US"/>
+          </w:rPr>
+          <w:t>https://archiv</w:t>
+        </w:r>
+        <w:r>
+          <w:rPr>
+            <w:rStyle w:val="Hyperlink"/>
+            <w:rFonts w:ascii="Open Sans" w:hAnsi="Open Sans" w:cs="Open Sans"/>
+            <w:lang w:val="en-US"/>
+          </w:rPr>
+          <w:t>e</w:t>
+        </w:r>
+        <w:r>
+          <w:rPr>
+            <w:rStyle w:val="Hyperlink"/>
+            <w:rFonts w:ascii="Open Sans" w:hAnsi="Open Sans" w:cs="Open Sans"/>
+            <w:lang w:val="en-US"/>
+          </w:rPr>
+          <w:t>s.ismir.net/ismir2010/latebreaking/000012.pdf</w:t>
+        </w:r>
+      </w:hyperlink>
+      <w:r>
+        <w:rPr>
+          <w:rFonts w:ascii="Open Sans" w:hAnsi="Open Sans" w:cs="Open Sans"/>
+          <w:lang w:val="en-US"/>
+        </w:rPr>
+        <w:t xml:space="preserve"> </w:t>
+      </w:r>
+    </w:p>
+    <w:p>
+      <w:pPr>
+        <w:rPr>
+          <w:rFonts w:ascii="Open Sans" w:hAnsi="Open Sans" w:cs="Open Sans"/>
+          <w:lang w:val="en-US"/>
+        </w:rPr>
+      </w:pPr>
+    </w:p>
+    <w:p>
+      <w:pPr>
+        <w:pStyle w:val="ListParagraph"/>
+        <w:numPr>
+          <w:ilvl w:val="0"/>
+          <w:numId w:val="8"/>
+        </w:numPr>
+        <w:ind w:left="284" w:hanging="284"/>
+        <w:rPr>
+          <w:rFonts w:ascii="Open Sans" w:hAnsi="Open Sans" w:cs="Open Sans"/>
+          <w:lang w:val="it-IT"/>
+        </w:rPr>
+      </w:pPr>
+      <w:proofErr w:type="spellStart"/>
+      <w:r>
+        <w:rPr>
+          <w:rFonts w:ascii="Open Sans" w:hAnsi="Open Sans" w:cs="Open Sans"/>
+          <w:lang w:val="it-IT"/>
+        </w:rPr>
+        <w:t>Augmenting</w:t>
+      </w:r>
+      <w:proofErr w:type="spellEnd"/>
+      <w:r>
+        <w:rPr>
+          <w:rFonts w:ascii="Open Sans" w:hAnsi="Open Sans" w:cs="Open Sans"/>
+          <w:lang w:val="it-IT"/>
+        </w:rPr>
+        <w:t xml:space="preserve"> </w:t>
+      </w:r>
+      <w:proofErr w:type="spellStart"/>
+      <w:r>
+        <w:rPr>
+          <w:rFonts w:ascii="Open Sans" w:hAnsi="Open Sans" w:cs="Open Sans"/>
+          <w:lang w:val="it-IT"/>
+        </w:rPr>
+        <w:t>Vocal</w:t>
+      </w:r>
+      <w:proofErr w:type="spellEnd"/>
+      <w:r>
+        <w:rPr>
+          <w:rFonts w:ascii="Open Sans" w:hAnsi="Open Sans" w:cs="Open Sans"/>
+          <w:lang w:val="it-IT"/>
+        </w:rPr>
+        <w:t xml:space="preserve"> Performance</w:t>
+      </w:r>
+    </w:p>
+    <w:p>
+      <w:pPr>
+        <w:ind w:left="284"/>
+        <w:rPr>
+          <w:rFonts w:ascii="Open Sans" w:hAnsi="Open Sans" w:cs="Open Sans"/>
+          <w:lang w:val="en-US"/>
+        </w:rPr>
+      </w:pPr>
+      <w:r>
+        <w:rPr>
+          <w:rFonts w:ascii="Open Sans" w:hAnsi="Open Sans" w:cs="Open Sans"/>
+          <w:lang w:val="en-US"/>
+        </w:rPr>
+        <w:t>The project aims to allow singers to manipulate their voices during recording.</w:t>
+      </w:r>
+    </w:p>
+    <w:p>
+      <w:pPr>
+        <w:pStyle w:val="ListParagraph"/>
+        <w:numPr>
+          <w:ilvl w:val="0"/>
+          <w:numId w:val="9"/>
+        </w:numPr>
+        <w:ind w:left="993" w:hanging="284"/>
+        <w:rPr>
+          <w:rFonts w:ascii="Open Sans" w:hAnsi="Open Sans" w:cs="Open Sans"/>
+          <w:lang w:val="en-US"/>
+        </w:rPr>
+      </w:pPr>
+      <w:r>
+        <w:rPr>
+          <w:rFonts w:ascii="Open Sans" w:hAnsi="Open Sans" w:cs="Open Sans"/>
+          <w:lang w:val="en-US"/>
+        </w:rPr>
+        <w:t xml:space="preserve"> </w:t>
+      </w:r>
+      <w:r>
+        <w:rPr>
+          <w:rFonts w:ascii="Open Sans" w:hAnsi="Open Sans" w:cs="Open Sans"/>
+          <w:lang w:val="en-US"/>
+        </w:rPr>
+        <w:t>A Voice Interface for Sound Generators: adaptive and</w:t>
+      </w:r>
+      <w:r>
+        <w:rPr>
+          <w:rFonts w:ascii="Open Sans" w:hAnsi="Open Sans" w:cs="Open Sans"/>
+          <w:lang w:val="en-US"/>
+        </w:rPr>
+        <w:t xml:space="preserve"> </w:t>
+      </w:r>
+      <w:r>
+        <w:rPr>
+          <w:rFonts w:ascii="Open Sans" w:hAnsi="Open Sans" w:cs="Open Sans"/>
+          <w:lang w:val="en-US"/>
+        </w:rPr>
+        <w:t>automatic mapping of gestures to sound</w:t>
+      </w:r>
+      <w:r>
+        <w:rPr>
+          <w:rFonts w:ascii="Open Sans" w:hAnsi="Open Sans" w:cs="Open Sans"/>
+          <w:lang w:val="en-US"/>
+        </w:rPr>
+        <w:t xml:space="preserve"> (Stefano </w:t>
+      </w:r>
+      <w:proofErr w:type="spellStart"/>
+      <w:r>
+        <w:rPr>
+          <w:rFonts w:ascii="Open Sans" w:hAnsi="Open Sans" w:cs="Open Sans"/>
+          <w:lang w:val="en-US"/>
+        </w:rPr>
+        <w:t>Fasciani</w:t>
+      </w:r>
+      <w:proofErr w:type="spellEnd"/>
+      <w:r>
+        <w:rPr>
+          <w:rFonts w:ascii="Open Sans" w:hAnsi="Open Sans" w:cs="Open Sans"/>
+          <w:lang w:val="en-US"/>
+        </w:rPr>
+        <w:t xml:space="preserve"> &amp; </w:t>
+      </w:r>
+      <w:proofErr w:type="spellStart"/>
+      <w:r>
+        <w:rPr>
+          <w:rFonts w:ascii="Open Sans" w:hAnsi="Open Sans" w:cs="Open Sans"/>
+          <w:lang w:val="en-US"/>
+        </w:rPr>
+        <w:t>Lonce</w:t>
+      </w:r>
+      <w:proofErr w:type="spellEnd"/>
+      <w:r>
+        <w:rPr>
+          <w:rFonts w:ascii="Open Sans" w:hAnsi="Open Sans" w:cs="Open Sans"/>
+          <w:lang w:val="en-US"/>
+        </w:rPr>
+        <w:t xml:space="preserve"> Wyse)</w:t>
+      </w:r>
+    </w:p>
+    <w:p>
+      <w:pPr>
+        <w:pStyle w:val="ListParagraph"/>
+        <w:numPr>
+          <w:ilvl w:val="1"/>
+          <w:numId w:val="9"/>
+        </w:numPr>
+        <w:ind w:left="1560" w:hanging="284"/>
+        <w:rPr>
+          <w:rFonts w:ascii="Open Sans" w:hAnsi="Open Sans" w:cs="Open Sans"/>
+          <w:lang w:val="en-US"/>
+        </w:rPr>
+      </w:pPr>
+      <w:r>
+        <w:rPr>
+          <w:rFonts w:ascii="Open Sans" w:hAnsi="Open Sans" w:cs="Open Sans"/>
+          <w:lang w:val="en-US"/>
+        </w:rPr>
+        <w:t>Relevance: Explore the use of body gestures alongside voice to control sound synthesis in real time, eliminating the dependence on expensive hardware.</w:t>
+      </w:r>
+    </w:p>
+    <w:p>
+      <w:pPr>
+        <w:pStyle w:val="ListParagraph"/>
+        <w:numPr>
+          <w:ilvl w:val="1"/>
+          <w:numId w:val="9"/>
+        </w:numPr>
+        <w:ind w:left="1560" w:hanging="284"/>
+        <w:rPr>
+          <w:rFonts w:ascii="Open Sans" w:hAnsi="Open Sans" w:cs="Open Sans"/>
+          <w:lang w:val="en-US"/>
+        </w:rPr>
+      </w:pPr>
+      <w:r>
+        <w:rPr>
+          <w:rFonts w:ascii="Open Sans" w:hAnsi="Open Sans" w:cs="Open Sans"/>
+          <w:lang w:val="it-IT"/>
+        </w:rPr>
+        <w:fldChar w:fldCharType="begin"/>
+      </w:r>
+      <w:r>
+        <w:rPr>
+          <w:rFonts w:ascii="Open Sans" w:hAnsi="Open Sans" w:cs="Open Sans"/>
+          <w:lang w:val="en-US"/>
+        </w:rPr>
+        <w:instrText>HYPERLINK "</w:instrText>
+      </w:r>
+      <w:r>
+        <w:rPr>
+          <w:rFonts w:ascii="Open Sans" w:hAnsi="Open Sans" w:cs="Open Sans"/>
+          <w:lang w:val="en-US"/>
+        </w:rPr>
+        <w:instrText>https://www.nime.org/proceedings/2012/nime2012_57.pdf</w:instrText>
+      </w:r>
+      <w:r>
+        <w:rPr>
+          <w:rFonts w:ascii="Open Sans" w:hAnsi="Open Sans" w:cs="Open Sans"/>
+          <w:lang w:val="en-US"/>
+        </w:rPr>
+        <w:instrText>"</w:instrText>
+      </w:r>
+      <w:r>
+        <w:rPr>
+          <w:rFonts w:ascii="Open Sans" w:hAnsi="Open Sans" w:cs="Open Sans"/>
+          <w:lang w:val="it-IT"/>
+        </w:rPr>
+        <w:fldChar w:fldCharType="separate"/>
+      </w:r>
+      <w:r>
+        <w:rPr>
+          <w:rStyle w:val="Hyperlink"/>
+          <w:rFonts w:ascii="Open Sans" w:hAnsi="Open Sans" w:cs="Open Sans"/>
+          <w:lang w:val="en-US"/>
+        </w:rPr>
+        <w:t>https://</w:t>
+      </w:r>
+      <w:r>
+        <w:rPr>
+          <w:rStyle w:val="Hyperlink"/>
+          <w:rFonts w:ascii="Open Sans" w:hAnsi="Open Sans" w:cs="Open Sans"/>
+          <w:lang w:val="en-US"/>
+        </w:rPr>
+        <w:t>w</w:t>
+      </w:r>
+      <w:r>
+        <w:rPr>
+          <w:rStyle w:val="Hyperlink"/>
+          <w:rFonts w:ascii="Open Sans" w:hAnsi="Open Sans" w:cs="Open Sans"/>
+          <w:lang w:val="en-US"/>
+        </w:rPr>
+        <w:t>ww.nime.org/proceedings/2012/nime2012_57.pdf</w:t>
+      </w:r>
+      <w:r>
+        <w:rPr>
+          <w:rFonts w:ascii="Open Sans" w:hAnsi="Open Sans" w:cs="Open Sans"/>
+          <w:lang w:val="it-IT"/>
+        </w:rPr>
+        <w:fldChar w:fldCharType="end"/>
+      </w:r>
+      <w:r>
+        <w:rPr>
+          <w:rFonts w:ascii="Open Sans" w:hAnsi="Open Sans" w:cs="Open Sans"/>
+          <w:lang w:val="en-US"/>
+        </w:rPr>
+        <w:t xml:space="preserve"> </w:t>
+      </w:r>
+    </w:p>
+    <w:p>
+      <w:pPr>
+        <w:rPr>
+          <w:rFonts w:ascii="Open Sans" w:hAnsi="Open Sans" w:cs="Open Sans"/>
+          <w:lang w:val="en-US"/>
+        </w:rPr>
+      </w:pPr>
+    </w:p>
+    <w:p>
+      <w:pPr>
+        <w:rPr>
+          <w:rFonts w:ascii="Open Sans" w:hAnsi="Open Sans" w:cs="Open Sans"/>
+          <w:lang w:val="en-US"/>
+        </w:rPr>
+      </w:pPr>
+    </w:p>
+    <w:p>
+      <w:pPr>
+        <w:pStyle w:val="ListParagraph"/>
+        <w:numPr>
+          <w:ilvl w:val="0"/>
+          <w:numId w:val="8"/>
+        </w:numPr>
+        <w:ind w:left="284" w:hanging="284"/>
+        <w:rPr>
+          <w:rFonts w:ascii="Open Sans" w:hAnsi="Open Sans" w:cs="Open Sans"/>
+          <w:lang w:val="en-US"/>
+        </w:rPr>
+      </w:pPr>
+      <w:r>
+        <w:rPr>
+          <w:rFonts w:ascii="Open Sans" w:hAnsi="Open Sans" w:cs="Open Sans"/>
+          <w:lang w:val="en-US"/>
+        </w:rPr>
+        <w:t>Multimodal Feedback and Interaction in Digital Musical Devices</w:t>
+      </w:r>
+    </w:p>
+    <w:p>
+      <w:pPr>
+        <w:ind w:left="284"/>
+        <w:rPr>
+          <w:rFonts w:ascii="Open Sans" w:hAnsi="Open Sans" w:cs="Open Sans"/>
+          <w:lang w:val="en-US"/>
+        </w:rPr>
+      </w:pPr>
+      <w:r>
+        <w:rPr>
+          <w:rFonts w:ascii="Open Sans" w:hAnsi="Open Sans" w:cs="Open Sans"/>
+          <w:lang w:val="en-US"/>
+        </w:rPr>
+        <w:t>The project proposes a multidimensional interaction system that uses multimodal feedback (auditory and visual) to support the singer during the modulation of effects in real time.</w:t>
+      </w:r>
+    </w:p>
+    <w:p>
+      <w:pPr>
+        <w:pStyle w:val="ListParagraph"/>
+        <w:numPr>
+          <w:ilvl w:val="0"/>
+          <w:numId w:val="9"/>
+        </w:numPr>
+        <w:ind w:left="993" w:hanging="284"/>
+        <w:rPr>
+          <w:rFonts w:ascii="Open Sans" w:hAnsi="Open Sans" w:cs="Open Sans"/>
+          <w:lang w:val="en-US"/>
+        </w:rPr>
+      </w:pPr>
+      <w:r>
+        <w:rPr>
+          <w:rFonts w:ascii="Open Sans" w:hAnsi="Open Sans" w:cs="Open Sans"/>
+          <w:lang w:val="en-US"/>
+        </w:rPr>
+        <w:t>Assessing the In</w:t>
+      </w:r>
+      <w:r>
+        <w:rPr>
+          <w:rFonts w:ascii="Open Sans" w:hAnsi="Open Sans" w:cs="Open Sans"/>
+          <w:lang w:val="it-IT"/>
+        </w:rPr>
+        <w:t>ﬂ</w:t>
+      </w:r>
+      <w:proofErr w:type="spellStart"/>
+      <w:r>
+        <w:rPr>
+          <w:rFonts w:ascii="Open Sans" w:hAnsi="Open Sans" w:cs="Open Sans"/>
+          <w:lang w:val="en-US"/>
+        </w:rPr>
+        <w:t>uence</w:t>
+      </w:r>
+      <w:proofErr w:type="spellEnd"/>
+      <w:r>
+        <w:rPr>
+          <w:rFonts w:ascii="Open Sans" w:hAnsi="Open Sans" w:cs="Open Sans"/>
+          <w:lang w:val="en-US"/>
+        </w:rPr>
+        <w:t xml:space="preserve"> of Multimodal Feedback </w:t>
+      </w:r>
+      <w:proofErr w:type="spellStart"/>
+      <w:r>
+        <w:rPr>
+          <w:rFonts w:ascii="Open Sans" w:hAnsi="Open Sans" w:cs="Open Sans"/>
+          <w:lang w:val="en-US"/>
+        </w:rPr>
+        <w:t>inMobile</w:t>
+      </w:r>
+      <w:proofErr w:type="spellEnd"/>
+      <w:r>
+        <w:rPr>
+          <w:rFonts w:ascii="Open Sans" w:hAnsi="Open Sans" w:cs="Open Sans"/>
+          <w:lang w:val="en-US"/>
+        </w:rPr>
+        <w:t>-Based Musical Task Performance</w:t>
+      </w:r>
+      <w:r>
+        <w:rPr>
+          <w:rFonts w:ascii="Open Sans" w:hAnsi="Open Sans" w:cs="Open Sans"/>
+          <w:lang w:val="en-US"/>
+        </w:rPr>
+        <w:t xml:space="preserve"> (</w:t>
+      </w:r>
+      <w:r>
+        <w:rPr>
+          <w:rFonts w:ascii="Open Sans" w:hAnsi="Open Sans" w:cs="Open Sans"/>
+          <w:lang w:val="en-US"/>
+        </w:rPr>
+        <w:t xml:space="preserve">Alexandre Clément </w:t>
+      </w:r>
+      <w:r>
+        <w:rPr>
+          <w:rFonts w:ascii="Open Sans" w:hAnsi="Open Sans" w:cs="Open Sans"/>
+          <w:lang w:val="en-US"/>
+        </w:rPr>
+        <w:t xml:space="preserve">&amp; </w:t>
+      </w:r>
+      <w:r>
+        <w:rPr>
+          <w:rFonts w:ascii="Open Sans" w:hAnsi="Open Sans" w:cs="Open Sans"/>
+          <w:lang w:val="en-US"/>
+        </w:rPr>
+        <w:t>Gilberto Bernardes</w:t>
+      </w:r>
+      <w:r>
+        <w:rPr>
+          <w:rFonts w:ascii="Open Sans" w:hAnsi="Open Sans" w:cs="Open Sans"/>
+          <w:lang w:val="en-US"/>
+        </w:rPr>
+        <w:t>)</w:t>
+      </w:r>
+    </w:p>
+    <w:p>
+      <w:pPr>
+        <w:pStyle w:val="ListParagraph"/>
+        <w:numPr>
+          <w:ilvl w:val="1"/>
+          <w:numId w:val="9"/>
+        </w:numPr>
+        <w:ind w:left="1560" w:hanging="284"/>
+        <w:rPr>
+          <w:rFonts w:ascii="Open Sans" w:hAnsi="Open Sans" w:cs="Open Sans"/>
+          <w:lang w:val="en-US"/>
+        </w:rPr>
+      </w:pPr>
+      <w:r>
+        <w:rPr>
+          <w:rFonts w:ascii="Open Sans" w:hAnsi="Open Sans" w:cs="Open Sans"/>
+          <w:lang w:val="en-US"/>
+        </w:rPr>
+        <w:t xml:space="preserve">Relevance: </w:t>
+      </w:r>
+      <w:r>
+        <w:rPr>
+          <w:rFonts w:ascii="Open Sans" w:hAnsi="Open Sans" w:cs="Open Sans"/>
+          <w:lang w:val="en-US"/>
+        </w:rPr>
+        <w:t>This study analyzes how combining different types of feedback affects the user's accuracy and effectiveness in performing digital musical tasks. The research validates the project's architecture, which places auditory feedback as the primary response (with the singer focusing on the variation in their voice) and visual feedback as a secondary support for confirming the system's state and gesture recognition, helping to reduce uncertainty and improve perceived control.</w:t>
+      </w:r>
+    </w:p>
+    <w:p>
+      <w:pPr>
+        <w:pStyle w:val="ListParagraph"/>
+        <w:numPr>
+          <w:ilvl w:val="1"/>
+          <w:numId w:val="9"/>
+        </w:numPr>
+        <w:ind w:left="1560" w:hanging="284"/>
+        <w:rPr>
+          <w:rFonts w:ascii="Open Sans" w:hAnsi="Open Sans" w:cs="Open Sans"/>
+          <w:lang w:val="it-IT"/>
+        </w:rPr>
+      </w:pPr>
+      <w:hyperlink r:id="rId7" w:history="1">
+        <w:r>
+          <w:rPr>
+            <w:rStyle w:val="Hyperlink"/>
+            <w:rFonts w:ascii="Open Sans" w:hAnsi="Open Sans" w:cs="Open Sans"/>
+            <w:lang w:val="it-IT"/>
+          </w:rPr>
+          <w:t>https://www.researchgate.net/publication/362546542_Assessing_the_Influence_of_Multimodal_Feedback_in_Mobile-Based_Musical_Task_Performance</w:t>
+        </w:r>
+      </w:hyperlink>
+      <w:r>
+        <w:rPr>
+          <w:rFonts w:ascii="Open Sans" w:hAnsi="Open Sans" w:cs="Open Sans"/>
+          <w:lang w:val="it-IT"/>
+        </w:rPr>
+        <w:t xml:space="preserve"> </w:t>
+      </w:r>
+    </w:p>
+    <w:p>
+      <w:pPr>
+        <w:rPr>
+          <w:rFonts w:ascii="Open Sans" w:hAnsi="Open Sans" w:cs="Open Sans"/>
+          <w:highlight w:val="red"/>
+          <w:lang w:val="it-IT"/>
+        </w:rPr>
+      </w:pPr>
+    </w:p>
+    <w:p>
+      <w:pPr>
+        <w:rPr>
+          <w:rFonts w:ascii="Open Sans" w:hAnsi="Open Sans" w:cs="Open Sans"/>
+          <w:highlight w:val="red"/>
+          <w:lang w:val="it-IT"/>
+        </w:rPr>
+      </w:pPr>
+    </w:p>
+    <w:p>
+      <w:pPr>
+        <w:rPr>
+          <w:rFonts w:ascii="Open Sans" w:hAnsi="Open Sans" w:cs="Open Sans"/>
+          <w:lang w:val="it-IT"/>
+        </w:rPr>
+      </w:pPr>
+    </w:p>
+    <w:p>
+      <w:pPr>
         <w:spacing w:after="0"/>
         <w:rPr>
           <w:rFonts w:ascii="Open Sans" w:hAnsi="Open Sans" w:cs="Open Sans"/>
           <w:u w:val="single"/>
-          <w:lang w:val="en-US"/>
-        </w:rPr>
-      </w:pPr>
-      <w:r>
+          <w:lang w:val="it-IT"/>
+        </w:rPr>
+      </w:pPr>
+    </w:p>
+    <w:p>
+      <w:pPr>
+        <w:spacing w:after="0"/>
         <w:rPr>
           <w:rFonts w:ascii="Open Sans" w:hAnsi="Open Sans" w:cs="Open Sans"/>
           <w:u w:val="single"/>
-          <w:lang w:val="en-US"/>
-        </w:rPr>
-        <w:t>W</w:t>
-      </w:r>
-      <w:r>
+          <w:lang w:val="it-IT"/>
+        </w:rPr>
+      </w:pPr>
+    </w:p>
+    <w:p>
+      <w:pPr>
+        <w:spacing w:after="0"/>
         <w:rPr>
           <w:rFonts w:ascii="Open Sans" w:hAnsi="Open Sans" w:cs="Open Sans"/>
           <w:u w:val="single"/>
           <w:lang w:val="en-US"/>
         </w:rPr>
-        <w:t>hat about related works in the literature?</w:t>
-      </w:r>
-    </w:p>
-    <w:p>
-      <w:pPr>
-        <w:rPr>
-          <w:rFonts w:ascii="Open Sans" w:hAnsi="Open Sans" w:cs="Open Sans"/>
-          <w:lang w:val="en-US"/>
-        </w:rPr>
-      </w:pPr>
-      <w:r>
-        <w:rPr>
-          <w:rFonts w:ascii="Open Sans" w:hAnsi="Open Sans" w:cs="Open Sans"/>
-          <w:lang w:val="en-US"/>
-        </w:rPr>
-        <w:t>placeholder</w:t>
-      </w:r>
+      </w:pPr>
+      <w:r>
+        <w:rPr>
+          <w:rFonts w:ascii="Open Sans" w:hAnsi="Open Sans" w:cs="Open Sans"/>
+          <w:u w:val="single"/>
+          <w:lang w:val="en-US"/>
+        </w:rPr>
+        <w:t>Feature of this idea</w:t>
+      </w:r>
+    </w:p>
+    <w:p>
+      <w:pPr>
+        <w:rPr>
+          <w:rFonts w:ascii="Open Sans" w:hAnsi="Open Sans" w:cs="Open Sans"/>
+          <w:lang w:val="en-US"/>
+        </w:rPr>
+      </w:pPr>
+      <w:r>
+        <w:rPr>
+          <w:rFonts w:ascii="Open Sans" w:hAnsi="Open Sans" w:cs="Open Sans"/>
+          <w:lang w:val="en-US"/>
+        </w:rPr>
+        <w:t>We want to achieve a multi-dimensional interaction system, since we are involving both singer’s hands, so that we can subdivide actions into two dimensions, encouraging a more natural and consistent interaction too.</w:t>
+      </w:r>
+    </w:p>
+    <w:p>
+      <w:pPr>
+        <w:rPr>
+          <w:rFonts w:ascii="Open Sans" w:hAnsi="Open Sans" w:cs="Open Sans"/>
+          <w:lang w:val="en-US"/>
+        </w:rPr>
+      </w:pPr>
     </w:p>
     <w:p>
       <w:pPr>
@@ -218,91 +1123,30 @@
           <w:lang w:val="en-US"/>
         </w:rPr>
       </w:pPr>
-    </w:p>
-    <w:p>
-      <w:pPr>
-        <w:spacing w:after="0"/>
+      <w:r>
         <w:rPr>
           <w:rFonts w:ascii="Open Sans" w:hAnsi="Open Sans" w:cs="Open Sans"/>
           <w:u w:val="single"/>
           <w:lang w:val="en-US"/>
         </w:rPr>
-      </w:pPr>
-    </w:p>
-    <w:p>
-      <w:pPr>
-        <w:spacing w:after="0"/>
-        <w:rPr>
-          <w:rFonts w:ascii="Open Sans" w:hAnsi="Open Sans" w:cs="Open Sans"/>
-          <w:u w:val="single"/>
-          <w:lang w:val="en-US"/>
-        </w:rPr>
-      </w:pPr>
-      <w:r>
-        <w:rPr>
-          <w:rFonts w:ascii="Open Sans" w:hAnsi="Open Sans" w:cs="Open Sans"/>
-          <w:u w:val="single"/>
-          <w:lang w:val="en-US"/>
-        </w:rPr>
-        <w:t>Feature of this idea</w:t>
-      </w:r>
-    </w:p>
-    <w:p>
-      <w:pPr>
-        <w:rPr>
-          <w:rFonts w:ascii="Open Sans" w:hAnsi="Open Sans" w:cs="Open Sans"/>
-          <w:lang w:val="en-US"/>
-        </w:rPr>
-      </w:pPr>
-      <w:r>
-        <w:rPr>
-          <w:rFonts w:ascii="Open Sans" w:hAnsi="Open Sans" w:cs="Open Sans"/>
-          <w:lang w:val="en-US"/>
-        </w:rPr>
-        <w:t>We want to achieve a multi-dimensional interaction system, since we are involving both singer’s hands, so that we can subdivide actions into two dimensions, encouraging a more natural and consistent interaction too.</w:t>
-      </w:r>
-    </w:p>
-    <w:p>
-      <w:pPr>
-        <w:rPr>
-          <w:rFonts w:ascii="Open Sans" w:hAnsi="Open Sans" w:cs="Open Sans"/>
-          <w:lang w:val="en-US"/>
-        </w:rPr>
-      </w:pPr>
-    </w:p>
-    <w:p>
-      <w:pPr>
-        <w:spacing w:after="0"/>
-        <w:rPr>
-          <w:rFonts w:ascii="Open Sans" w:hAnsi="Open Sans" w:cs="Open Sans"/>
-          <w:u w:val="single"/>
-          <w:lang w:val="en-US"/>
-        </w:rPr>
-      </w:pPr>
-      <w:r>
-        <w:rPr>
-          <w:rFonts w:ascii="Open Sans" w:hAnsi="Open Sans" w:cs="Open Sans"/>
-          <w:u w:val="single"/>
+        <w:t>Architecture</w:t>
+      </w:r>
+    </w:p>
+    <w:p>
+      <w:pPr>
+        <w:ind w:hanging="1276"/>
+        <w:rPr>
+          <w:rFonts w:ascii="Open Sans" w:hAnsi="Open Sans" w:cs="Open Sans"/>
+          <w:lang w:val="en-US"/>
+        </w:rPr>
+      </w:pPr>
+      <w:r>
+        <w:rPr>
+          <w:rFonts w:ascii="Open Sans" w:hAnsi="Open Sans" w:cs="Open Sans"/>
+          <w:noProof/>
           <w:lang w:val="en-US"/>
         </w:rPr>
         <w:lastRenderedPageBreak/>
-        <w:t>Architecture</w:t>
-      </w:r>
-    </w:p>
-    <w:p>
-      <w:pPr>
-        <w:ind w:hanging="1276"/>
-        <w:rPr>
-          <w:rFonts w:ascii="Open Sans" w:hAnsi="Open Sans" w:cs="Open Sans"/>
-          <w:lang w:val="en-US"/>
-        </w:rPr>
-      </w:pPr>
-      <w:r>
-        <w:rPr>
-          <w:rFonts w:ascii="Open Sans" w:hAnsi="Open Sans" w:cs="Open Sans"/>
-          <w:noProof/>
-          <w:lang w:val="en-US"/>
-        </w:rPr>
         <w:drawing>
           <wp:inline distT="0" distB="0" distL="0" distR="0">
             <wp:extent cx="7342909" cy="4096930"/>
@@ -319,7 +1163,7 @@
                     <pic:cNvPicPr/>
                   </pic:nvPicPr>
                   <pic:blipFill>
-                    <a:blip r:embed="rId5"/>
+                    <a:blip r:embed="rId8"/>
                     <a:stretch>
                       <a:fillRect/>
                     </a:stretch>
@@ -1469,7 +2313,7 @@
                     <pic:cNvPicPr/>
                   </pic:nvPicPr>
                   <pic:blipFill>
-                    <a:blip r:embed="rId6" cstate="print">
+                    <a:blip r:embed="rId9" cstate="print">
                       <a:extLst>
                         <a:ext uri="{28A0092B-C50C-407E-A947-70E740481C1C}">
                           <a14:useLocalDpi xmlns:a14="http://schemas.microsoft.com/office/drawing/2010/main" val="0"/>
@@ -1652,7 +2496,7 @@
                     <pic:cNvPicPr/>
                   </pic:nvPicPr>
                   <pic:blipFill>
-                    <a:blip r:embed="rId7" cstate="print">
+                    <a:blip r:embed="rId10" cstate="print">
                       <a:extLst>
                         <a:ext uri="{28A0092B-C50C-407E-A947-70E740481C1C}">
                           <a14:useLocalDpi xmlns:a14="http://schemas.microsoft.com/office/drawing/2010/main" val="0"/>
@@ -1700,7 +2544,7 @@
         <w:drawing>
           <wp:inline distT="0" distB="0" distL="0" distR="0">
             <wp:extent cx="1345961" cy="1360800"/>
-            <wp:effectExtent l="0" t="0" r="635" b="0"/>
+            <wp:effectExtent l="0" t="0" r="0" b="0"/>
             <wp:docPr id="1929390486" name="Picture 6" descr="How to Draw a Fist Sketch Step by Step For Beginners - YouTube"/>
             <wp:cNvGraphicFramePr>
               <a:graphicFrameLocks xmlns:a="http://schemas.openxmlformats.org/drawingml/2006/main" noChangeAspect="1"/>
@@ -1715,8 +2559,41 @@
                     </pic:cNvPicPr>
                   </pic:nvPicPr>
                   <pic:blipFill rotWithShape="1">
-                    <a:blip r:embed="rId8" cstate="print">
+                    <a:blip r:embed="rId11" cstate="print">
                       <a:extLst>
+                        <a:ext uri="{BEBA8EAE-BF5A-486C-A8C5-ECC9F3942E4B}">
+                          <a14:imgProps xmlns:a14="http://schemas.microsoft.com/office/drawing/2010/main">
+                            <a14:imgLayer r:embed="rId12">
+                              <a14:imgEffect>
+                                <a14:backgroundRemoval t="20417" b="81458" l="29375" r="73125">
+                                  <a14:foregroundMark x1="41875" y1="31875" x2="41875" y2="39167"/>
+                                  <a14:foregroundMark x1="50625" y1="30417" x2="50625" y2="52917"/>
+                                  <a14:foregroundMark x1="64688" y1="36458" x2="64688" y2="49167"/>
+                                  <a14:foregroundMark x1="60938" y1="42500" x2="60938" y2="68958"/>
+                                  <a14:foregroundMark x1="60938" y1="68958" x2="60938" y2="65833"/>
+                                  <a14:foregroundMark x1="39063" y1="48125" x2="48906" y2="57500"/>
+                                  <a14:foregroundMark x1="42188" y1="44375" x2="42188" y2="44375"/>
+                                  <a14:foregroundMark x1="51094" y1="63125" x2="51094" y2="69583"/>
+                                  <a14:foregroundMark x1="59844" y1="65417" x2="47813" y2="74375"/>
+                                  <a14:foregroundMark x1="57344" y1="76667" x2="49688" y2="74375"/>
+                                  <a14:foregroundMark x1="48906" y1="76250" x2="60469" y2="72917"/>
+                                  <a14:foregroundMark x1="61250" y1="77083" x2="56719" y2="78125"/>
+                                  <a14:foregroundMark x1="56719" y1="77708" x2="46875" y2="77708"/>
+                                  <a14:foregroundMark x1="44844" y1="78750" x2="58281" y2="77917"/>
+                                  <a14:foregroundMark x1="57969" y1="78333" x2="51875" y2="79375"/>
+                                  <a14:foregroundMark x1="58125" y1="78125" x2="55781" y2="79375"/>
+                                  <a14:foregroundMark x1="59219" y1="78750" x2="55469" y2="78958"/>
+                                  <a14:foregroundMark x1="57188" y1="79375" x2="61094" y2="79375"/>
+                                  <a14:foregroundMark x1="51406" y1="80417" x2="44844" y2="80417"/>
+                                  <a14:foregroundMark x1="39219" y1="43750" x2="39219" y2="40000"/>
+                                  <a14:foregroundMark x1="51406" y1="81042" x2="62187" y2="80625"/>
+                                  <a14:foregroundMark x1="51719" y1="81458" x2="45625" y2="81458"/>
+                                  <a14:foregroundMark x1="44063" y1="43750" x2="44531" y2="44792"/>
+                                </a14:backgroundRemoval>
+                              </a14:imgEffect>
+                            </a14:imgLayer>
+                          </a14:imgProps>
+                        </a:ext>
                         <a:ext uri="{28A0092B-C50C-407E-A947-70E740481C1C}">
                           <a14:useLocalDpi xmlns:a14="http://schemas.microsoft.com/office/drawing/2010/main" val="0"/>
                         </a:ext>
@@ -1862,7 +2739,7 @@
                     </pic:cNvPicPr>
                   </pic:nvPicPr>
                   <pic:blipFill rotWithShape="1">
-                    <a:blip r:embed="rId9" cstate="print">
+                    <a:blip r:embed="rId13" cstate="print">
                       <a:extLst>
                         <a:ext uri="{28A0092B-C50C-407E-A947-70E740481C1C}">
                           <a14:useLocalDpi xmlns:a14="http://schemas.microsoft.com/office/drawing/2010/main" val="0"/>
@@ -1950,7 +2827,7 @@
                     </pic:cNvPicPr>
                   </pic:nvPicPr>
                   <pic:blipFill rotWithShape="1">
-                    <a:blip r:embed="rId10" cstate="print">
+                    <a:blip r:embed="rId14" cstate="print">
                       <a:extLst>
                         <a:ext uri="{28A0092B-C50C-407E-A947-70E740481C1C}">
                           <a14:useLocalDpi xmlns:a14="http://schemas.microsoft.com/office/drawing/2010/main" val="0"/>
@@ -1987,6 +2864,9 @@
         </w:drawing>
       </w:r>
       <w:r>
+        <w:t xml:space="preserve"> </w:t>
+      </w:r>
+      <w:r>
         <w:fldChar w:fldCharType="begin"/>
       </w:r>
       <w:r>
@@ -2000,10 +2880,10 @@
           <w:noProof/>
         </w:rPr>
         <w:drawing>
-          <wp:inline distT="0" distB="0" distL="0" distR="0" wp14:anchorId="7ADA392C" wp14:editId="20D04193">
+          <wp:inline distT="0" distB="0" distL="0" distR="0" wp14:anchorId="019EAB7D" wp14:editId="3F257F0D">
             <wp:extent cx="1345961" cy="1360800"/>
-            <wp:effectExtent l="0" t="0" r="635" b="0"/>
-            <wp:docPr id="658586760" name="Picture 6" descr="How to Draw a Fist Sketch Step by Step For Beginners - YouTube"/>
+            <wp:effectExtent l="0" t="0" r="0" b="0"/>
+            <wp:docPr id="2118405482" name="Picture 6" descr="How to Draw a Fist Sketch Step by Step For Beginners - YouTube"/>
             <wp:cNvGraphicFramePr>
               <a:graphicFrameLocks xmlns:a="http://schemas.openxmlformats.org/drawingml/2006/main" noChangeAspect="1"/>
             </wp:cNvGraphicFramePr>
@@ -2017,8 +2897,41 @@
                     </pic:cNvPicPr>
                   </pic:nvPicPr>
                   <pic:blipFill rotWithShape="1">
-                    <a:blip r:embed="rId8" cstate="print">
+                    <a:blip r:embed="rId11" cstate="print">
                       <a:extLst>
+                        <a:ext uri="{BEBA8EAE-BF5A-486C-A8C5-ECC9F3942E4B}">
+                          <a14:imgProps xmlns:a14="http://schemas.microsoft.com/office/drawing/2010/main">
+                            <a14:imgLayer r:embed="rId15">
+                              <a14:imgEffect>
+                                <a14:backgroundRemoval t="20417" b="81458" l="29375" r="73125">
+                                  <a14:foregroundMark x1="41875" y1="31875" x2="41875" y2="39167"/>
+                                  <a14:foregroundMark x1="50625" y1="30417" x2="50625" y2="52917"/>
+                                  <a14:foregroundMark x1="64688" y1="36458" x2="64688" y2="49167"/>
+                                  <a14:foregroundMark x1="60938" y1="42500" x2="60938" y2="68958"/>
+                                  <a14:foregroundMark x1="60938" y1="68958" x2="60938" y2="65833"/>
+                                  <a14:foregroundMark x1="39063" y1="48125" x2="48906" y2="57500"/>
+                                  <a14:foregroundMark x1="42188" y1="44375" x2="42188" y2="44375"/>
+                                  <a14:foregroundMark x1="51094" y1="63125" x2="51094" y2="69583"/>
+                                  <a14:foregroundMark x1="59844" y1="65417" x2="47813" y2="74375"/>
+                                  <a14:foregroundMark x1="57344" y1="76667" x2="49688" y2="74375"/>
+                                  <a14:foregroundMark x1="48906" y1="76250" x2="60469" y2="72917"/>
+                                  <a14:foregroundMark x1="61250" y1="77083" x2="56719" y2="78125"/>
+                                  <a14:foregroundMark x1="56719" y1="77708" x2="46875" y2="77708"/>
+                                  <a14:foregroundMark x1="44844" y1="78750" x2="58281" y2="77917"/>
+                                  <a14:foregroundMark x1="57969" y1="78333" x2="51875" y2="79375"/>
+                                  <a14:foregroundMark x1="58125" y1="78125" x2="55781" y2="79375"/>
+                                  <a14:foregroundMark x1="59219" y1="78750" x2="55469" y2="78958"/>
+                                  <a14:foregroundMark x1="57188" y1="79375" x2="61094" y2="79375"/>
+                                  <a14:foregroundMark x1="51406" y1="80417" x2="44844" y2="80417"/>
+                                  <a14:foregroundMark x1="39219" y1="43750" x2="39219" y2="40000"/>
+                                  <a14:foregroundMark x1="51406" y1="81042" x2="62187" y2="80625"/>
+                                  <a14:foregroundMark x1="51719" y1="81458" x2="45625" y2="81458"/>
+                                  <a14:foregroundMark x1="44063" y1="43750" x2="44531" y2="44792"/>
+                                </a14:backgroundRemoval>
+                              </a14:imgEffect>
+                            </a14:imgLayer>
+                          </a14:imgProps>
+                        </a:ext>
                         <a:ext uri="{28A0092B-C50C-407E-A947-70E740481C1C}">
                           <a14:useLocalDpi xmlns:a14="http://schemas.microsoft.com/office/drawing/2010/main" val="0"/>
                         </a:ext>
@@ -2498,7 +3411,7 @@
                     <pic:cNvPicPr/>
                   </pic:nvPicPr>
                   <pic:blipFill>
-                    <a:blip r:embed="rId11" cstate="print">
+                    <a:blip r:embed="rId16" cstate="print">
                       <a:extLst>
                         <a:ext uri="{28A0092B-C50C-407E-A947-70E740481C1C}">
                           <a14:useLocalDpi xmlns:a14="http://schemas.microsoft.com/office/drawing/2010/main" val="0"/>
@@ -2603,6 +3516,234 @@
           <w:noProof/>
           <w:lang w:val="en-US"/>
         </w:rPr>
+        <mc:AlternateContent>
+          <mc:Choice Requires="wps">
+            <w:drawing>
+              <wp:anchor distT="0" distB="0" distL="114300" distR="114300" simplePos="0" relativeHeight="251671552" behindDoc="0" locked="0" layoutInCell="1" allowOverlap="1" wp14:anchorId="5D9C2256" wp14:editId="49DE150F">
+                <wp:simplePos x="0" y="0"/>
+                <wp:positionH relativeFrom="column">
+                  <wp:posOffset>244519</wp:posOffset>
+                </wp:positionH>
+                <wp:positionV relativeFrom="paragraph">
+                  <wp:posOffset>1769737</wp:posOffset>
+                </wp:positionV>
+                <wp:extent cx="5441503" cy="0"/>
+                <wp:effectExtent l="0" t="12700" r="19685" b="12700"/>
+                <wp:wrapNone/>
+                <wp:docPr id="218595775" name="Straight Connector 5"/>
+                <wp:cNvGraphicFramePr/>
+                <a:graphic xmlns:a="http://schemas.openxmlformats.org/drawingml/2006/main">
+                  <a:graphicData uri="http://schemas.microsoft.com/office/word/2010/wordprocessingShape">
+                    <wps:wsp>
+                      <wps:cNvCnPr/>
+                      <wps:spPr>
+                        <a:xfrm>
+                          <a:off x="0" y="0"/>
+                          <a:ext cx="5441503" cy="0"/>
+                        </a:xfrm>
+                        <a:prstGeom prst="line">
+                          <a:avLst/>
+                        </a:prstGeom>
+                        <a:ln w="25400">
+                          <a:solidFill>
+                            <a:srgbClr val="EE0000"/>
+                          </a:solidFill>
+                        </a:ln>
+                      </wps:spPr>
+                      <wps:style>
+                        <a:lnRef idx="1">
+                          <a:schemeClr val="accent1"/>
+                        </a:lnRef>
+                        <a:fillRef idx="0">
+                          <a:schemeClr val="accent1"/>
+                        </a:fillRef>
+                        <a:effectRef idx="0">
+                          <a:schemeClr val="accent1"/>
+                        </a:effectRef>
+                        <a:fontRef idx="minor">
+                          <a:schemeClr val="tx1"/>
+                        </a:fontRef>
+                      </wps:style>
+                      <wps:bodyPr/>
+                    </wps:wsp>
+                  </a:graphicData>
+                </a:graphic>
+                <wp14:sizeRelH relativeFrom="margin">
+                  <wp14:pctWidth>0</wp14:pctWidth>
+                </wp14:sizeRelH>
+                <wp14:sizeRelV relativeFrom="margin">
+                  <wp14:pctHeight>0</wp14:pctHeight>
+                </wp14:sizeRelV>
+              </wp:anchor>
+            </w:drawing>
+          </mc:Choice>
+          <mc:Fallback>
+            <w:pict>
+              <v:line w14:anchorId="69ABC4AD" id="Straight Connector 5" o:spid="_x0000_s1026" style="position:absolute;z-index:251671552;visibility:visible;mso-wrap-style:square;mso-width-percent:0;mso-height-percent:0;mso-wrap-distance-left:9pt;mso-wrap-distance-top:0;mso-wrap-distance-right:9pt;mso-wrap-distance-bottom:0;mso-position-horizontal:absolute;mso-position-horizontal-relative:text;mso-position-vertical:absolute;mso-position-vertical-relative:text;mso-width-percent:0;mso-height-percent:0;mso-width-relative:margin;mso-height-relative:margin" from="19.25pt,139.35pt" to="447.7pt,139.35pt" o:gfxdata="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" strokecolor="#e00" strokeweight="2pt">
+                <v:stroke joinstyle="miter"/>
+              </v:line>
+            </w:pict>
+          </mc:Fallback>
+        </mc:AlternateContent>
+      </w:r>
+      <w:r>
+        <w:rPr>
+          <w:rFonts w:ascii="Open Sans" w:hAnsi="Open Sans" w:cs="Open Sans"/>
+          <w:noProof/>
+          <w:lang w:val="en-US"/>
+        </w:rPr>
+        <mc:AlternateContent>
+          <mc:Choice Requires="wps">
+            <w:drawing>
+              <wp:anchor distT="0" distB="0" distL="114300" distR="114300" simplePos="0" relativeHeight="251669504" behindDoc="0" locked="0" layoutInCell="1" allowOverlap="1" wp14:anchorId="2FC744E7" wp14:editId="0AAB0E17">
+                <wp:simplePos x="0" y="0"/>
+                <wp:positionH relativeFrom="column">
+                  <wp:posOffset>203702</wp:posOffset>
+                </wp:positionH>
+                <wp:positionV relativeFrom="paragraph">
+                  <wp:posOffset>1530010</wp:posOffset>
+                </wp:positionV>
+                <wp:extent cx="4639901" cy="26280"/>
+                <wp:effectExtent l="12700" t="12700" r="21590" b="24765"/>
+                <wp:wrapNone/>
+                <wp:docPr id="330059619" name="Straight Connector 5"/>
+                <wp:cNvGraphicFramePr/>
+                <a:graphic xmlns:a="http://schemas.openxmlformats.org/drawingml/2006/main">
+                  <a:graphicData uri="http://schemas.microsoft.com/office/word/2010/wordprocessingShape">
+                    <wps:wsp>
+                      <wps:cNvCnPr/>
+                      <wps:spPr>
+                        <a:xfrm>
+                          <a:off x="0" y="0"/>
+                          <a:ext cx="4639901" cy="26280"/>
+                        </a:xfrm>
+                        <a:prstGeom prst="line">
+                          <a:avLst/>
+                        </a:prstGeom>
+                        <a:ln w="25400">
+                          <a:solidFill>
+                            <a:srgbClr val="EE0000"/>
+                          </a:solidFill>
+                        </a:ln>
+                      </wps:spPr>
+                      <wps:style>
+                        <a:lnRef idx="1">
+                          <a:schemeClr val="accent1"/>
+                        </a:lnRef>
+                        <a:fillRef idx="0">
+                          <a:schemeClr val="accent1"/>
+                        </a:fillRef>
+                        <a:effectRef idx="0">
+                          <a:schemeClr val="accent1"/>
+                        </a:effectRef>
+                        <a:fontRef idx="minor">
+                          <a:schemeClr val="tx1"/>
+                        </a:fontRef>
+                      </wps:style>
+                      <wps:bodyPr/>
+                    </wps:wsp>
+                  </a:graphicData>
+                </a:graphic>
+                <wp14:sizeRelH relativeFrom="margin">
+                  <wp14:pctWidth>0</wp14:pctWidth>
+                </wp14:sizeRelH>
+                <wp14:sizeRelV relativeFrom="margin">
+                  <wp14:pctHeight>0</wp14:pctHeight>
+                </wp14:sizeRelV>
+              </wp:anchor>
+            </w:drawing>
+          </mc:Choice>
+          <mc:Fallback>
+            <w:pict>
+              <v:line w14:anchorId="1F772BAD" id="Straight Connector 5" o:spid="_x0000_s1026" style="position:absolute;z-index:251669504;visibility:visible;mso-wrap-style:square;mso-width-percent:0;mso-height-percent:0;mso-wrap-distance-left:9pt;mso-wrap-distance-top:0;mso-wrap-distance-right:9pt;mso-wrap-distance-bottom:0;mso-position-horizontal:absolute;mso-position-horizontal-relative:text;mso-position-vertical:absolute;mso-position-vertical-relative:text;mso-width-percent:0;mso-height-percent:0;mso-width-relative:margin;mso-height-relative:margin" from="16.05pt,120.45pt" to="381.4pt,122.5pt" o:gfxdata="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" strokecolor="#e00" strokeweight="2pt">
+                <v:stroke joinstyle="miter"/>
+              </v:line>
+            </w:pict>
+          </mc:Fallback>
+        </mc:AlternateContent>
+      </w:r>
+      <w:r>
+        <w:rPr>
+          <w:rFonts w:ascii="Open Sans" w:hAnsi="Open Sans" w:cs="Open Sans"/>
+          <w:noProof/>
+          <w:lang w:val="en-US"/>
+        </w:rPr>
+        <mc:AlternateContent>
+          <mc:Choice Requires="wps">
+            <w:drawing>
+              <wp:anchor distT="0" distB="0" distL="114300" distR="114300" simplePos="0" relativeHeight="251667456" behindDoc="0" locked="0" layoutInCell="1" allowOverlap="1">
+                <wp:simplePos x="0" y="0"/>
+                <wp:positionH relativeFrom="column">
+                  <wp:posOffset>208230</wp:posOffset>
+                </wp:positionH>
+                <wp:positionV relativeFrom="paragraph">
+                  <wp:posOffset>1073672</wp:posOffset>
+                </wp:positionV>
+                <wp:extent cx="3652847" cy="0"/>
+                <wp:effectExtent l="0" t="12700" r="17780" b="12700"/>
+                <wp:wrapNone/>
+                <wp:docPr id="1054985730" name="Straight Connector 5"/>
+                <wp:cNvGraphicFramePr/>
+                <a:graphic xmlns:a="http://schemas.openxmlformats.org/drawingml/2006/main">
+                  <a:graphicData uri="http://schemas.microsoft.com/office/word/2010/wordprocessingShape">
+                    <wps:wsp>
+                      <wps:cNvCnPr/>
+                      <wps:spPr>
+                        <a:xfrm>
+                          <a:off x="0" y="0"/>
+                          <a:ext cx="3652847" cy="0"/>
+                        </a:xfrm>
+                        <a:prstGeom prst="line">
+                          <a:avLst/>
+                        </a:prstGeom>
+                        <a:ln w="25400">
+                          <a:solidFill>
+                            <a:srgbClr val="EE0000"/>
+                          </a:solidFill>
+                        </a:ln>
+                      </wps:spPr>
+                      <wps:style>
+                        <a:lnRef idx="1">
+                          <a:schemeClr val="accent1"/>
+                        </a:lnRef>
+                        <a:fillRef idx="0">
+                          <a:schemeClr val="accent1"/>
+                        </a:fillRef>
+                        <a:effectRef idx="0">
+                          <a:schemeClr val="accent1"/>
+                        </a:effectRef>
+                        <a:fontRef idx="minor">
+                          <a:schemeClr val="tx1"/>
+                        </a:fontRef>
+                      </wps:style>
+                      <wps:bodyPr/>
+                    </wps:wsp>
+                  </a:graphicData>
+                </a:graphic>
+                <wp14:sizeRelH relativeFrom="margin">
+                  <wp14:pctWidth>0</wp14:pctWidth>
+                </wp14:sizeRelH>
+                <wp14:sizeRelV relativeFrom="margin">
+                  <wp14:pctHeight>0</wp14:pctHeight>
+                </wp14:sizeRelV>
+              </wp:anchor>
+            </w:drawing>
+          </mc:Choice>
+          <mc:Fallback>
+            <w:pict>
+              <v:line w14:anchorId="1048A71D" id="Straight Connector 5" o:spid="_x0000_s1026" style="position:absolute;z-index:251667456;visibility:visible;mso-wrap-style:square;mso-width-percent:0;mso-height-percent:0;mso-wrap-distance-left:9pt;mso-wrap-distance-top:0;mso-wrap-distance-right:9pt;mso-wrap-distance-bottom:0;mso-position-horizontal:absolute;mso-position-horizontal-relative:text;mso-position-vertical:absolute;mso-position-vertical-relative:text;mso-width-percent:0;mso-height-percent:0;mso-width-relative:margin;mso-height-relative:margin" from="16.4pt,84.55pt" to="304.05pt,84.55pt" o:gfxdata="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" strokecolor="#e00" strokeweight="2pt">
+                <v:stroke joinstyle="miter"/>
+              </v:line>
+            </w:pict>
+          </mc:Fallback>
+        </mc:AlternateContent>
+      </w:r>
+      <w:r>
+        <w:rPr>
+          <w:rFonts w:ascii="Open Sans" w:hAnsi="Open Sans" w:cs="Open Sans"/>
+          <w:noProof/>
+          <w:lang w:val="en-US"/>
+        </w:rPr>
         <w:drawing>
           <wp:inline distT="0" distB="0" distL="0" distR="0">
             <wp:extent cx="5731510" cy="1964055"/>
@@ -2619,7 +3760,7 @@
                     <pic:cNvPicPr/>
                   </pic:nvPicPr>
                   <pic:blipFill>
-                    <a:blip r:embed="rId12" cstate="print">
+                    <a:blip r:embed="rId17" cstate="print">
                       <a:extLst>
                         <a:ext uri="{28A0092B-C50C-407E-A947-70E740481C1C}">
                           <a14:useLocalDpi xmlns:a14="http://schemas.microsoft.com/office/drawing/2010/main" val="0"/>
@@ -3154,6 +4295,119 @@
 <file path=word/numbering.xml><?xml version="1.0" encoding="utf-8"?>
 <w:numbering xmlns:wpc="http://schemas.microsoft.com/office/word/2010/wordprocessingCanvas" xmlns:cx="http://schemas.microsoft.com/office/drawing/2014/chartex" xmlns:cx1="http://schemas.microsoft.com/office/drawing/2015/9/8/chartex" xmlns:cx2="http://schemas.microsoft.com/office/drawing/2015/10/21/chartex" xmlns:cx3="http://schemas.microsoft.com/office/drawing/2016/5/9/chartex" xmlns:cx4="http://schemas.microsoft.com/office/drawing/2016/5/10/chartex" xmlns:cx5="http://schemas.microsoft.com/office/drawing/2016/5/11/chartex" xmlns:cx6="http://schemas.microsoft.com/office/drawing/2016/5/12/chartex" xmlns:cx7="http://schemas.microsoft.com/office/drawing/2016/5/13/chartex" xmlns:cx8="http://schemas.microsoft.com/office/drawing/2016/5/14/chartex" xmlns:mc="http://schemas.openxmlformats.org/markup-compatibility/2006" xmlns:aink="http://schemas.microsoft.com/office/drawing/2016/ink" xmlns:am3d="http://schemas.microsoft.com/office/drawing/2017/model3d" xmlns:o="urn:schemas-microsoft-com:office:office" xmlns:oel="http://schemas.microsoft.com/office/2019/extlst" xmlns:r="http://schemas.openxmlformats.org/officeDocument/2006/relationships" xmlns:m="http://schemas.openxmlformats.org/officeDocument/2006/math" xmlns:v="urn:schemas-microsoft-com:vml" xmlns:wp14="http://schemas.microsoft.com/office/word/2010/wordprocessingDrawing" xmlns:wp="http://schemas.openxmlformats.org/drawingml/2006/wordprocessingDrawing" xmlns:w10="urn:schemas-microsoft-com:office:word" xmlns:w="http://schemas.openxmlformats.org/wordprocessingml/2006/main" xmlns:w14="http://schemas.microsoft.com/office/word/2010/wordml" xmlns:w15="http://schemas.microsoft.com/office/word/2012/wordml" xmlns:w16cex="http://schemas.microsoft.com/office/word/2018/wordml/cex" xmlns:w16cid="http://schemas.microsoft.com/office/word/2016/wordml/cid" xmlns:w16="http://schemas.microsoft.com/office/word/2018/wordml" xmlns:w16du="http://schemas.microsoft.com/office/word/2023/wordml/word16du" xmlns:w16sdtdh="http://schemas.microsoft.com/office/word/2020/wordml/sdtdatahash" xmlns:w16sdtfl="http://schemas.microsoft.com/office/word/2024/wordml/sdtformatlock" xmlns:w16se="http://schemas.microsoft.com/office/word/2015/wordml/symex" xmlns:wpg="http://schemas.microsoft.com/office/word/2010/wordprocessingGroup" xmlns:wpi="http://schemas.microsoft.com/office/word/2010/wordprocessingInk" xmlns:wne="http://schemas.microsoft.com/office/word/2006/wordml" xmlns:wps="http://schemas.microsoft.com/office/word/2010/wordprocessingShape" mc:Ignorable="w14 w15 w16se w16cid w16 w16cex w16sdtdh w16sdtfl w16du wp14">
   <w:abstractNum w:abstractNumId="0" w15:restartNumberingAfterBreak="0">
+    <w:nsid w:val="0019684C"/>
+    <w:multiLevelType w:val="hybridMultilevel"/>
+    <w:tmpl w:val="E6EEE2A0"/>
+    <w:lvl w:ilvl="0" w:tplc="08090001">
+      <w:start w:val="1"/>
+      <w:numFmt w:val="bullet"/>
+      <w:lvlText w:val=""/>
+      <w:lvlJc w:val="left"/>
+      <w:pPr>
+        <w:ind w:left="720" w:hanging="360"/>
+      </w:pPr>
+      <w:rPr>
+        <w:rFonts w:ascii="Symbol" w:hAnsi="Symbol" w:hint="default"/>
+      </w:rPr>
+    </w:lvl>
+    <w:lvl w:ilvl="1" w:tplc="08090003">
+      <w:start w:val="1"/>
+      <w:numFmt w:val="bullet"/>
+      <w:lvlText w:val="o"/>
+      <w:lvlJc w:val="left"/>
+      <w:pPr>
+        <w:ind w:left="1440" w:hanging="360"/>
+      </w:pPr>
+      <w:rPr>
+        <w:rFonts w:ascii="Courier New" w:hAnsi="Courier New" w:cs="Courier New" w:hint="default"/>
+      </w:rPr>
+    </w:lvl>
+    <w:lvl w:ilvl="2" w:tplc="08090005" w:tentative="1">
+      <w:start w:val="1"/>
+      <w:numFmt w:val="bullet"/>
+      <w:lvlText w:val=""/>
+      <w:lvlJc w:val="left"/>
+      <w:pPr>
+        <w:ind w:left="2160" w:hanging="360"/>
+      </w:pPr>
+      <w:rPr>
+        <w:rFonts w:ascii="Wingdings" w:hAnsi="Wingdings" w:hint="default"/>
+      </w:rPr>
+    </w:lvl>
+    <w:lvl w:ilvl="3" w:tplc="08090001" w:tentative="1">
+      <w:start w:val="1"/>
+      <w:numFmt w:val="bullet"/>
+      <w:lvlText w:val=""/>
+      <w:lvlJc w:val="left"/>
+      <w:pPr>
+        <w:ind w:left="2880" w:hanging="360"/>
+      </w:pPr>
+      <w:rPr>
+        <w:rFonts w:ascii="Symbol" w:hAnsi="Symbol" w:hint="default"/>
+      </w:rPr>
+    </w:lvl>
+    <w:lvl w:ilvl="4" w:tplc="08090003" w:tentative="1">
+      <w:start w:val="1"/>
+      <w:numFmt w:val="bullet"/>
+      <w:lvlText w:val="o"/>
+      <w:lvlJc w:val="left"/>
+      <w:pPr>
+        <w:ind w:left="3600" w:hanging="360"/>
+      </w:pPr>
+      <w:rPr>
+        <w:rFonts w:ascii="Courier New" w:hAnsi="Courier New" w:cs="Courier New" w:hint="default"/>
+      </w:rPr>
+    </w:lvl>
+    <w:lvl w:ilvl="5" w:tplc="08090005" w:tentative="1">
+      <w:start w:val="1"/>
+      <w:numFmt w:val="bullet"/>
+      <w:lvlText w:val=""/>
+      <w:lvlJc w:val="left"/>
+      <w:pPr>
+        <w:ind w:left="4320" w:hanging="360"/>
+      </w:pPr>
+      <w:rPr>
+        <w:rFonts w:ascii="Wingdings" w:hAnsi="Wingdings" w:hint="default"/>
+      </w:rPr>
+    </w:lvl>
+    <w:lvl w:ilvl="6" w:tplc="08090001" w:tentative="1">
+      <w:start w:val="1"/>
+      <w:numFmt w:val="bullet"/>
+      <w:lvlText w:val=""/>
+      <w:lvlJc w:val="left"/>
+      <w:pPr>
+        <w:ind w:left="5040" w:hanging="360"/>
+      </w:pPr>
+      <w:rPr>
+        <w:rFonts w:ascii="Symbol" w:hAnsi="Symbol" w:hint="default"/>
+      </w:rPr>
+    </w:lvl>
+    <w:lvl w:ilvl="7" w:tplc="08090003" w:tentative="1">
+      <w:start w:val="1"/>
+      <w:numFmt w:val="bullet"/>
+      <w:lvlText w:val="o"/>
+      <w:lvlJc w:val="left"/>
+      <w:pPr>
+        <w:ind w:left="5760" w:hanging="360"/>
+      </w:pPr>
+      <w:rPr>
+        <w:rFonts w:ascii="Courier New" w:hAnsi="Courier New" w:cs="Courier New" w:hint="default"/>
+      </w:rPr>
+    </w:lvl>
+    <w:lvl w:ilvl="8" w:tplc="08090005" w:tentative="1">
+      <w:start w:val="1"/>
+      <w:numFmt w:val="bullet"/>
+      <w:lvlText w:val=""/>
+      <w:lvlJc w:val="left"/>
+      <w:pPr>
+        <w:ind w:left="6480" w:hanging="360"/>
+      </w:pPr>
+      <w:rPr>
+        <w:rFonts w:ascii="Wingdings" w:hAnsi="Wingdings" w:hint="default"/>
+      </w:rPr>
+    </w:lvl>
+  </w:abstractNum>
+  <w:abstractNum w:abstractNumId="1" w15:restartNumberingAfterBreak="0">
     <w:nsid w:val="18C27B0F"/>
     <w:multiLevelType w:val="hybridMultilevel"/>
     <w:tmpl w:val="6A12B4E4"/>
@@ -3266,7 +4520,7 @@
       </w:rPr>
     </w:lvl>
   </w:abstractNum>
-  <w:abstractNum w:abstractNumId="1" w15:restartNumberingAfterBreak="0">
+  <w:abstractNum w:abstractNumId="2" w15:restartNumberingAfterBreak="0">
     <w:nsid w:val="1D784AAD"/>
     <w:multiLevelType w:val="hybridMultilevel"/>
     <w:tmpl w:val="45400E02"/>
@@ -3379,7 +4633,7 @@
       </w:rPr>
     </w:lvl>
   </w:abstractNum>
-  <w:abstractNum w:abstractNumId="2" w15:restartNumberingAfterBreak="0">
+  <w:abstractNum w:abstractNumId="3" w15:restartNumberingAfterBreak="0">
     <w:nsid w:val="20965263"/>
     <w:multiLevelType w:val="hybridMultilevel"/>
     <w:tmpl w:val="B558824A"/>
@@ -3492,7 +4746,7 @@
       </w:rPr>
     </w:lvl>
   </w:abstractNum>
-  <w:abstractNum w:abstractNumId="3" w15:restartNumberingAfterBreak="0">
+  <w:abstractNum w:abstractNumId="4" w15:restartNumberingAfterBreak="0">
     <w:nsid w:val="32D9745C"/>
     <w:multiLevelType w:val="hybridMultilevel"/>
     <w:tmpl w:val="69CAE4D8"/>
@@ -3605,7 +4859,7 @@
       </w:rPr>
     </w:lvl>
   </w:abstractNum>
-  <w:abstractNum w:abstractNumId="4" w15:restartNumberingAfterBreak="0">
+  <w:abstractNum w:abstractNumId="5" w15:restartNumberingAfterBreak="0">
     <w:nsid w:val="3CF8480A"/>
     <w:multiLevelType w:val="hybridMultilevel"/>
     <w:tmpl w:val="DD3004EE"/>
@@ -3691,7 +4945,7 @@
       </w:pPr>
     </w:lvl>
   </w:abstractNum>
-  <w:abstractNum w:abstractNumId="5" w15:restartNumberingAfterBreak="0">
+  <w:abstractNum w:abstractNumId="6" w15:restartNumberingAfterBreak="0">
     <w:nsid w:val="596B1662"/>
     <w:multiLevelType w:val="hybridMultilevel"/>
     <w:tmpl w:val="5D781B8A"/>
@@ -3803,7 +5057,96 @@
       </w:rPr>
     </w:lvl>
   </w:abstractNum>
-  <w:abstractNum w:abstractNumId="6" w15:restartNumberingAfterBreak="0">
+  <w:abstractNum w:abstractNumId="7" w15:restartNumberingAfterBreak="0">
+    <w:nsid w:val="6AA74FA5"/>
+    <w:multiLevelType w:val="hybridMultilevel"/>
+    <w:tmpl w:val="036E1168"/>
+    <w:lvl w:ilvl="0" w:tplc="0809000F">
+      <w:start w:val="1"/>
+      <w:numFmt w:val="decimal"/>
+      <w:lvlText w:val="%1."/>
+      <w:lvlJc w:val="left"/>
+      <w:pPr>
+        <w:ind w:left="720" w:hanging="360"/>
+      </w:pPr>
+      <w:rPr>
+        <w:rFonts w:hint="default"/>
+      </w:rPr>
+    </w:lvl>
+    <w:lvl w:ilvl="1" w:tplc="08090019" w:tentative="1">
+      <w:start w:val="1"/>
+      <w:numFmt w:val="lowerLetter"/>
+      <w:lvlText w:val="%2."/>
+      <w:lvlJc w:val="left"/>
+      <w:pPr>
+        <w:ind w:left="1440" w:hanging="360"/>
+      </w:pPr>
+    </w:lvl>
+    <w:lvl w:ilvl="2" w:tplc="0809001B" w:tentative="1">
+      <w:start w:val="1"/>
+      <w:numFmt w:val="lowerRoman"/>
+      <w:lvlText w:val="%3."/>
+      <w:lvlJc w:val="right"/>
+      <w:pPr>
+        <w:ind w:left="2160" w:hanging="180"/>
+      </w:pPr>
+    </w:lvl>
+    <w:lvl w:ilvl="3" w:tplc="0809000F" w:tentative="1">
+      <w:start w:val="1"/>
+      <w:numFmt w:val="decimal"/>
+      <w:lvlText w:val="%4."/>
+      <w:lvlJc w:val="left"/>
+      <w:pPr>
+        <w:ind w:left="2880" w:hanging="360"/>
+      </w:pPr>
+    </w:lvl>
+    <w:lvl w:ilvl="4" w:tplc="08090019" w:tentative="1">
+      <w:start w:val="1"/>
+      <w:numFmt w:val="lowerLetter"/>
+      <w:lvlText w:val="%5."/>
+      <w:lvlJc w:val="left"/>
+      <w:pPr>
+        <w:ind w:left="3600" w:hanging="360"/>
+      </w:pPr>
+    </w:lvl>
+    <w:lvl w:ilvl="5" w:tplc="0809001B" w:tentative="1">
+      <w:start w:val="1"/>
+      <w:numFmt w:val="lowerRoman"/>
+      <w:lvlText w:val="%6."/>
+      <w:lvlJc w:val="right"/>
+      <w:pPr>
+        <w:ind w:left="4320" w:hanging="180"/>
+      </w:pPr>
+    </w:lvl>
+    <w:lvl w:ilvl="6" w:tplc="0809000F" w:tentative="1">
+      <w:start w:val="1"/>
+      <w:numFmt w:val="decimal"/>
+      <w:lvlText w:val="%7."/>
+      <w:lvlJc w:val="left"/>
+      <w:pPr>
+        <w:ind w:left="5040" w:hanging="360"/>
+      </w:pPr>
+    </w:lvl>
+    <w:lvl w:ilvl="7" w:tplc="08090019" w:tentative="1">
+      <w:start w:val="1"/>
+      <w:numFmt w:val="lowerLetter"/>
+      <w:lvlText w:val="%8."/>
+      <w:lvlJc w:val="left"/>
+      <w:pPr>
+        <w:ind w:left="5760" w:hanging="360"/>
+      </w:pPr>
+    </w:lvl>
+    <w:lvl w:ilvl="8" w:tplc="0809001B" w:tentative="1">
+      <w:start w:val="1"/>
+      <w:numFmt w:val="lowerRoman"/>
+      <w:lvlText w:val="%9."/>
+      <w:lvlJc w:val="right"/>
+      <w:pPr>
+        <w:ind w:left="6480" w:hanging="180"/>
+      </w:pPr>
+    </w:lvl>
+  </w:abstractNum>
+  <w:abstractNum w:abstractNumId="8" w15:restartNumberingAfterBreak="0">
     <w:nsid w:val="74621191"/>
     <w:multiLevelType w:val="hybridMultilevel"/>
     <w:tmpl w:val="3C200270"/>
@@ -3917,25 +5260,31 @@
     </w:lvl>
   </w:abstractNum>
   <w:num w:numId="1" w16cid:durableId="1581796583">
+    <w:abstractNumId w:val="8"/>
+  </w:num>
+  <w:num w:numId="2" w16cid:durableId="1174494678">
+    <w:abstractNumId w:val="1"/>
+  </w:num>
+  <w:num w:numId="3" w16cid:durableId="201673030">
+    <w:abstractNumId w:val="5"/>
+  </w:num>
+  <w:num w:numId="4" w16cid:durableId="837041763">
+    <w:abstractNumId w:val="2"/>
+  </w:num>
+  <w:num w:numId="5" w16cid:durableId="593251216">
     <w:abstractNumId w:val="6"/>
   </w:num>
-  <w:num w:numId="2" w16cid:durableId="1174494678">
-    <w:abstractNumId w:val="0"/>
-  </w:num>
-  <w:num w:numId="3" w16cid:durableId="201673030">
+  <w:num w:numId="6" w16cid:durableId="1543395871">
     <w:abstractNumId w:val="4"/>
   </w:num>
-  <w:num w:numId="4" w16cid:durableId="837041763">
-    <w:abstractNumId w:val="1"/>
-  </w:num>
-  <w:num w:numId="5" w16cid:durableId="593251216">
-    <w:abstractNumId w:val="5"/>
-  </w:num>
-  <w:num w:numId="6" w16cid:durableId="1543395871">
+  <w:num w:numId="7" w16cid:durableId="682517864">
     <w:abstractNumId w:val="3"/>
   </w:num>
-  <w:num w:numId="7" w16cid:durableId="682517864">
-    <w:abstractNumId w:val="2"/>
+  <w:num w:numId="8" w16cid:durableId="568926710">
+    <w:abstractNumId w:val="7"/>
+  </w:num>
+  <w:num w:numId="9" w16cid:durableId="2134402855">
+    <w:abstractNumId w:val="0"/>
   </w:num>
 </w:numbering>
 </file>
@@ -4858,6 +6207,41 @@
       <w:spacing w:val="5"/>
     </w:rPr>
   </w:style>
+  <w:style w:type="character" w:styleId="Hyperlink">
+    <w:name w:val="Hyperlink"/>
+    <w:basedOn w:val="DefaultParagraphFont"/>
+    <w:uiPriority w:val="99"/>
+    <w:unhideWhenUsed/>
+    <w:rsid w:val="00062391"/>
+    <w:rPr>
+      <w:color w:val="0563C1" w:themeColor="hyperlink"/>
+      <w:u w:val="single"/>
+    </w:rPr>
+  </w:style>
+  <w:style w:type="character" w:styleId="UnresolvedMention">
+    <w:name w:val="Unresolved Mention"/>
+    <w:basedOn w:val="DefaultParagraphFont"/>
+    <w:uiPriority w:val="99"/>
+    <w:semiHidden/>
+    <w:unhideWhenUsed/>
+    <w:rsid w:val="00062391"/>
+    <w:rPr>
+      <w:color w:val="605E5C"/>
+      <w:shd w:val="clear" w:color="auto" w:fill="E1DFDD"/>
+    </w:rPr>
+  </w:style>
+  <w:style w:type="character" w:styleId="FollowedHyperlink">
+    <w:name w:val="FollowedHyperlink"/>
+    <w:basedOn w:val="DefaultParagraphFont"/>
+    <w:uiPriority w:val="99"/>
+    <w:semiHidden/>
+    <w:unhideWhenUsed/>
+    <w:rsid w:val="00A128A9"/>
+    <w:rPr>
+      <w:color w:val="954F72" w:themeColor="followedHyperlink"/>
+      <w:u w:val="single"/>
+    </w:rPr>
+  </w:style>
 </w:styles>
 </file>
 
